--- a/certificate_tool/d.docx
+++ b/certificate_tool/d.docx
@@ -3380,7 +3380,7 @@
           </mc:Choice>
           <mc:Fallback>
             <w:pict>
-              <v:group w14:anchorId="6B691AFA" id="Group 1" o:spid="_x0000_s1026" style="position:absolute;margin-left:-.05pt;margin-top:-.05pt;width:842.05pt;height:595.45pt;z-index:-15780352;mso-wrap-distance-left:0;mso-wrap-distance-right:0;mso-position-horizontal-relative:page;mso-position-vertical-relative:page" coordsize="106940,75622" o:gfxdata="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">
+              <v:group w14:anchorId="29BCBF7F" id="Group 1" o:spid="_x0000_s1026" style="position:absolute;margin-left:-.05pt;margin-top:-.05pt;width:842.05pt;height:595.45pt;z-index:-15780352;mso-wrap-distance-left:0;mso-wrap-distance-right:0;mso-position-horizontal-relative:page;mso-position-vertical-relative:page" coordsize="106940,75622" o:gfxdata="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